--- a/ocm_worknote_v3.docx
+++ b/ocm_worknote_v3.docx
@@ -174,19 +174,43 @@
         <w:t xml:space="preserve"> </w:t>
       </w:r>
       <w:r>
-        <w:t xml:space="preserve">Unchanged from v2. All measurements of a catalyst stay in one fold. Five repeats with</w:t>
-      </w:r>
-      <w:r>
-        <w:t xml:space="preserve"> </w:t>
-      </w:r>
-      <w:r>
-        <w:t xml:space="preserve">different fold assignments. A difference between two models is reported with a 95% confidence interval</w:t>
-      </w:r>
-      <w:r>
-        <w:t xml:space="preserve"> </w:t>
-      </w:r>
-      <w:r>
-        <w:t xml:space="preserve">from resampling catalysts.</w:t>
+        <w:t xml:space="preserve">As in v2:</w:t>
+      </w:r>
+      <w:r>
+        <w:t xml:space="preserve"> </w:t>
+      </w:r>
+      <w:r>
+        <w:t xml:space="preserve">- All measurements of a catalyst stay together, in either training or testing.</w:t>
+      </w:r>
+      <w:r>
+        <w:t xml:space="preserve"> </w:t>
+      </w:r>
+      <w:r>
+        <w:t xml:space="preserve">- Five repeats use different random splits.</w:t>
+      </w:r>
+      <w:r>
+        <w:t xml:space="preserve"> </w:t>
+      </w:r>
+      <w:r>
+        <w:t xml:space="preserve">- A difference between two models is reported with a 95% confidence interval (CI), from resampling</w:t>
+      </w:r>
+      <w:r>
+        <w:t xml:space="preserve"> </w:t>
+      </w:r>
+      <w:r>
+        <w:t xml:space="preserve">catalysts.</w:t>
+      </w:r>
+      <w:r>
+        <w:t xml:space="preserve"> </w:t>
+      </w:r>
+      <w:r>
+        <w:t xml:space="preserve">- Yields and errors are in percentage points of C₂ yield (</w:t>
+      </w:r>
+      <w:r>
+        <w:t xml:space="preserve">“points”</w:t>
+      </w:r>
+      <w:r>
+        <w:t xml:space="preserve">).</w:t>
       </w:r>
     </w:p>
     <w:p>
@@ -196,13 +220,13 @@
         </w:pict>
       </w:r>
     </w:p>
-    <w:bookmarkStart w:id="9" w:name="what-the-condition-data-settled"/>
+    <w:bookmarkStart w:id="9" w:name="what-the-condition-data-shows"/>
     <w:p>
       <w:pPr>
         <w:pStyle w:val="Heading2"/>
       </w:pPr>
       <w:r>
-        <w:t xml:space="preserve">1. What the condition data settled</w:t>
+        <w:t xml:space="preserve">1. What the condition data shows</w:t>
       </w:r>
     </w:p>
     <w:p>
@@ -214,7 +238,7 @@
         </w:numPr>
       </w:pPr>
       <w:r>
-        <w:t xml:space="preserve">Each catalyst was tested at 5 temperatures (700–900 °C) and 27 gas-flow conditions per temperature.</w:t>
+        <w:t xml:space="preserve">The design has 5 temperatures (700–900 °C) and 27 gas-flow conditions per temperature.</w:t>
       </w:r>
     </w:p>
     <w:p>
@@ -238,7 +262,7 @@
         </w:numPr>
       </w:pPr>
       <w:r>
-        <w:t xml:space="preserve">total flow of 10, 15 or 20 (in the units recorded in the file)</w:t>
+        <w:t xml:space="preserve">total flow of 10, 15 or 20 (the file gives no unit)</w:t>
       </w:r>
     </w:p>
     <w:p>
@@ -274,19 +298,13 @@
         </w:numPr>
       </w:pPr>
       <w:r>
-        <w:t xml:space="preserve">The readings within one temperature are therefore 27 distinct conditions. Version 2 (§5) called them</w:t>
-      </w:r>
-      <w:r>
-        <w:t xml:space="preserve"> </w:t>
-      </w:r>
-      <w:r>
-        <w:t xml:space="preserve">near-identical readings. That description was wrong. The training label is unchanged (§5 below). Only</w:t>
-      </w:r>
-      <w:r>
-        <w:t xml:space="preserve"> </w:t>
-      </w:r>
-      <w:r>
-        <w:t xml:space="preserve">the reason for it changes.</w:t>
+        <w:t xml:space="preserve">The condition file answers both questions in v2 (§8). Your mass-balance explanation accounts for the</w:t>
+      </w:r>
+      <w:r>
+        <w:t xml:space="preserve"> </w:t>
+      </w:r>
+      <w:r>
+        <w:t xml:space="preserve">incomplete groups.</w:t>
       </w:r>
     </w:p>
     <w:p>
@@ -298,13 +316,19 @@
         </w:numPr>
       </w:pPr>
       <w:r>
-        <w:t xml:space="preserve">Incomplete groups come from runs excluded for poor mass balance, as you explained. This answers both</w:t>
-      </w:r>
-      <w:r>
-        <w:t xml:space="preserve"> </w:t>
-      </w:r>
-      <w:r>
-        <w:t xml:space="preserve">questions in version 2 (§8).</w:t>
+        <w:t xml:space="preserve">The readings at one temperature are therefore 27 different conditions. v2 (§5) called them</w:t>
+      </w:r>
+      <w:r>
+        <w:t xml:space="preserve"> </w:t>
+      </w:r>
+      <w:r>
+        <w:t xml:space="preserve">near-identical readings, which was wrong. The training label is unchanged. It is now understood as a</w:t>
+      </w:r>
+      <w:r>
+        <w:t xml:space="preserve"> </w:t>
+      </w:r>
+      <w:r>
+        <w:t xml:space="preserve">median over up to 27 different conditions, not over repeated readings.</w:t>
       </w:r>
     </w:p>
     <w:bookmarkEnd w:id="9"/>
@@ -319,14 +343,6 @@
     </w:p>
     <w:p>
       <w:pPr>
-        <w:pStyle w:val="FirstParagraph"/>
-      </w:pPr>
-      <w:r>
-        <w:t xml:space="preserve">Adding the three gas-flow columns lowers the prediction error for unseen catalysts:</w:t>
-      </w:r>
-    </w:p>
-    <w:p>
-      <w:pPr>
         <w:pStyle w:val="Compact"/>
         <w:numPr>
           <w:ilvl w:val="0"/>
@@ -334,7 +350,7 @@
         </w:numPr>
       </w:pPr>
       <w:r>
-        <w:t xml:space="preserve">RMSE falls from 2.90 to 2.66, a reduction of 8.1%.</w:t>
+        <w:t xml:space="preserve">Adding the three gas-flow columns lowers the RMSE for unseen catalysts from 2.90 to 2.66 points.</w:t>
       </w:r>
     </w:p>
     <w:p>
@@ -346,15 +362,31 @@
         </w:numPr>
       </w:pPr>
       <w:r>
-        <w:t xml:space="preserve">The 95% confidence interval of the reduction is 0.22 to 0.26.</w:t>
-      </w:r>
-    </w:p>
-    <w:p>
-      <w:pPr>
-        <w:pStyle w:val="FirstParagraph"/>
+        <w:t xml:space="preserve">The reduction is 0.24 points (8.1%), with a 95% CI of 0.22 to 0.26.</w:t>
+      </w:r>
+    </w:p>
+    <w:p>
+      <w:pPr>
+        <w:pStyle w:val="Compact"/>
+        <w:numPr>
+          <w:ilvl w:val="0"/>
+          <w:numId w:val="1003"/>
+        </w:numPr>
       </w:pPr>
       <w:r>
         <w:t xml:space="preserve">Most of the gain comes from predicting how yield changes between conditions at the same temperature.</w:t>
+      </w:r>
+    </w:p>
+    <w:p>
+      <w:pPr>
+        <w:pStyle w:val="Compact"/>
+        <w:numPr>
+          <w:ilvl w:val="0"/>
+          <w:numId w:val="1003"/>
+        </w:numPr>
+      </w:pPr>
+      <w:r>
+        <w:t xml:space="preserve">The model settings were tuned after v2, which is why the baseline here differs from v2’s 2.94.</w:t>
       </w:r>
     </w:p>
     <w:bookmarkEnd w:id="10"/>
@@ -384,19 +416,29 @@
         </w:numPr>
       </w:pPr>
       <w:r>
-        <w:t xml:space="preserve">A fair comparison needs the same conditions for every catalyst. We used the 18 conditions with</w:t>
-      </w:r>
-      <w:r>
-        <w:t xml:space="preserve"> </w:t>
-      </w:r>
-      <w:r>
-        <w:t xml:space="preserve">CH₄:O₂ = 2 at 800 and 850 °C. 465 catalysts were measured at all of them. We chose this set by</w:t>
-      </w:r>
-      <w:r>
-        <w:t xml:space="preserve"> </w:t>
-      </w:r>
-      <w:r>
-        <w:t xml:space="preserve">measurement coverage alone, before comparing any models.</w:t>
+        <w:rPr>
+          <w:b/>
+          <w:bCs/>
+        </w:rPr>
+        <w:t xml:space="preserve">The comparison.</w:t>
+      </w:r>
+      <w:r>
+        <w:t xml:space="preserve"> </w:t>
+      </w:r>
+      <w:r>
+        <w:t xml:space="preserve">Each catalyst is scored on the same 18 conditions: CH₄:O₂ = 2 at 800 and 850 °C.</w:t>
+      </w:r>
+      <w:r>
+        <w:t xml:space="preserve"> </w:t>
+      </w:r>
+      <w:r>
+        <w:t xml:space="preserve">465 of the 917 catalysts were measured at all 18. We chose this set by measurement coverage alone,</w:t>
+      </w:r>
+      <w:r>
+        <w:t xml:space="preserve"> </w:t>
+      </w:r>
+      <w:r>
+        <w:t xml:space="preserve">before comparing models.</w:t>
       </w:r>
     </w:p>
     <w:p>
@@ -408,7 +450,23 @@
         </w:numPr>
       </w:pPr>
       <w:r>
-        <w:t xml:space="preserve">The change in rank correlation is +0.005 (95% CI −0.007 to +0.015). We find no detectable change.</w:t>
+        <w:rPr>
+          <w:b/>
+          <w:bCs/>
+        </w:rPr>
+        <w:t xml:space="preserve">The metric.</w:t>
+      </w:r>
+      <w:r>
+        <w:t xml:space="preserve"> </w:t>
+      </w:r>
+      <w:r>
+        <w:t xml:space="preserve">The rank correlation between predicted and observed best yield over those 18</w:t>
+      </w:r>
+      <w:r>
+        <w:t xml:space="preserve"> </w:t>
+      </w:r>
+      <w:r>
+        <w:t xml:space="preserve">conditions: 0.732 with the conditions and 0.727 without.</w:t>
       </w:r>
     </w:p>
     <w:p>
@@ -420,13 +478,75 @@
         </w:numPr>
       </w:pPr>
       <w:r>
+        <w:rPr>
+          <w:b/>
+          <w:bCs/>
+        </w:rPr>
+        <w:t xml:space="preserve">The result.</w:t>
+      </w:r>
+      <w:r>
+        <w:t xml:space="preserve"> </w:t>
+      </w:r>
+      <w:r>
+        <w:t xml:space="preserve">The difference is +0.005 (95% CI −0.007 to +0.015), which is no detectable change.</w:t>
+      </w:r>
+    </w:p>
+    <w:p>
+      <w:pPr>
+        <w:pStyle w:val="Compact"/>
+        <w:numPr>
+          <w:ilvl w:val="0"/>
+          <w:numId w:val="1004"/>
+        </w:numPr>
+      </w:pPr>
+      <w:r>
+        <w:rPr>
+          <w:b/>
+          <w:bCs/>
+        </w:rPr>
+        <w:t xml:space="preserve">Two other scorings.</w:t>
+      </w:r>
+    </w:p>
+    <w:p>
+      <w:pPr>
+        <w:pStyle w:val="Compact"/>
+        <w:numPr>
+          <w:ilvl w:val="1"/>
+          <w:numId w:val="1005"/>
+        </w:numPr>
+      </w:pPr>
+      <w:r>
         <w:t xml:space="preserve">Scoring each catalyst only over the conditions that passed the mass-balance check shows an apparent</w:t>
       </w:r>
       <w:r>
         <w:t xml:space="preserve"> </w:t>
       </w:r>
       <w:r>
-        <w:t xml:space="preserve">gain. That gain disappears on catalysts with comparable measurement effort, so we do not report it.</w:t>
+        <w:t xml:space="preserve">gain. It disappears on the 771 catalysts with comparable measurement effort (the equal-effort set</w:t>
+      </w:r>
+      <w:r>
+        <w:t xml:space="preserve"> </w:t>
+      </w:r>
+      <w:r>
+        <w:t xml:space="preserve">of v2), so we do not count it as a gain.</w:t>
+      </w:r>
+    </w:p>
+    <w:p>
+      <w:pPr>
+        <w:pStyle w:val="Compact"/>
+        <w:numPr>
+          <w:ilvl w:val="1"/>
+          <w:numId w:val="1005"/>
+        </w:numPr>
+      </w:pPr>
+      <w:r>
+        <w:t xml:space="preserve">Taking the best prediction over all 135 conditions ranks slightly worse (−0.014). That comparison</w:t>
+      </w:r>
+      <w:r>
+        <w:t xml:space="preserve"> </w:t>
+      </w:r>
+      <w:r>
+        <w:t xml:space="preserve">is biased, because excluded runs are missing from the observed best yield.</w:t>
       </w:r>
     </w:p>
     <w:bookmarkEnd w:id="11"/>
@@ -454,13 +574,13 @@
         <w:t xml:space="preserve"> </w:t>
       </w:r>
       <w:r>
-        <w:t xml:space="preserve">The model ranks a new catalyst’s 135 conditions (5 temperatures</w:t>
-      </w:r>
-      <w:r>
-        <w:t xml:space="preserve"> </w:t>
-      </w:r>
-      <w:r>
-        <w:t xml:space="preserve">× 27).</w:t>
+        <w:t xml:space="preserve">The condition-aware model of §2 ranks a new catalyst’s 135</w:t>
+      </w:r>
+      <w:r>
+        <w:t xml:space="preserve"> </w:t>
+      </w:r>
+      <w:r>
+        <w:t xml:space="preserve">conditions (5 temperatures × 27).</w:t>
       </w:r>
     </w:p>
     <w:tbl>
@@ -520,7 +640,7 @@
               <w:pStyle w:val="Compact"/>
             </w:pPr>
             <w:r>
-              <w:t xml:space="preserve">1.75 yield points</w:t>
+              <w:t xml:space="preserve">1.75 points</w:t>
             </w:r>
           </w:p>
         </w:tc>
@@ -544,7 +664,7 @@
               <w:pStyle w:val="Compact"/>
             </w:pPr>
             <w:r>
-              <w:t xml:space="preserve">1.90 yield points</w:t>
+              <w:t xml:space="preserve">1.90 points</w:t>
             </w:r>
           </w:p>
         </w:tc>
@@ -555,11 +675,11 @@
         <w:pStyle w:val="Compact"/>
         <w:numPr>
           <w:ilvl w:val="0"/>
-          <w:numId w:val="1005"/>
-        </w:numPr>
-      </w:pPr>
-      <w:r>
-        <w:t xml:space="preserve">The model’s advantage is 0.15 yield points (95% CI 0.07 to 0.23). It holds in all five repeats.</w:t>
+          <w:numId w:val="1006"/>
+        </w:numPr>
+      </w:pPr>
+      <w:r>
+        <w:t xml:space="preserve">The model’s advantage is 0.15 points (95% CI 0.07 to 0.23), and it holds in all five repeats.</w:t>
       </w:r>
     </w:p>
     <w:p>
@@ -567,11 +687,11 @@
         <w:pStyle w:val="Compact"/>
         <w:numPr>
           <w:ilvl w:val="0"/>
-          <w:numId w:val="1005"/>
-        </w:numPr>
-      </w:pPr>
-      <w:r>
-        <w:t xml:space="preserve">The effect is consistent but small: about 1.4% of the mean best yield (10.4%).</w:t>
+          <w:numId w:val="1006"/>
+        </w:numPr>
+      </w:pPr>
+      <w:r>
+        <w:t xml:space="preserve">The mean best yield is 10.4 points, so the advantage is 1.4% of it. The effect is consistent but small.</w:t>
       </w:r>
     </w:p>
     <w:p>
@@ -579,11 +699,17 @@
         <w:pStyle w:val="Compact"/>
         <w:numPr>
           <w:ilvl w:val="0"/>
-          <w:numId w:val="1005"/>
-        </w:numPr>
-      </w:pPr>
-      <w:r>
-        <w:t xml:space="preserve">A chosen condition that was never measured counts as a failed run.</w:t>
+          <w:numId w:val="1006"/>
+        </w:numPr>
+      </w:pPr>
+      <w:r>
+        <w:t xml:space="preserve">About 16% of chosen conditions were never measured under either rule; these count as failed runs.</w:t>
+      </w:r>
+      <w:r>
+        <w:t xml:space="preserve"> </w:t>
+      </w:r>
+      <w:r>
+        <w:t xml:space="preserve">Skipping them instead gives the same advantage.</w:t>
       </w:r>
     </w:p>
     <w:p>
@@ -601,13 +727,13 @@
         <w:t xml:space="preserve"> </w:t>
       </w:r>
       <w:r>
-        <w:t xml:space="preserve">We chose 10 of the 135 conditions, using only training catalysts: the 10</w:t>
-      </w:r>
-      <w:r>
-        <w:t xml:space="preserve"> </w:t>
-      </w:r>
-      <w:r>
-        <w:t xml:space="preserve">that most often give a training catalyst its best yield.</w:t>
+        <w:t xml:space="preserve">From training catalysts only, we chose the 10 of the 135 conditions that</w:t>
+      </w:r>
+      <w:r>
+        <w:t xml:space="preserve"> </w:t>
+      </w:r>
+      <w:r>
+        <w:t xml:space="preserve">most often give a catalyst its best yield.</w:t>
       </w:r>
     </w:p>
     <w:p>
@@ -615,95 +741,169 @@
         <w:pStyle w:val="Compact"/>
         <w:numPr>
           <w:ilvl w:val="0"/>
-          <w:numId w:val="1006"/>
-        </w:numPr>
-      </w:pPr>
-      <w:r>
-        <w:t xml:space="preserve">On held-out catalysts, the best yield over these 10 conditions ranks catalysts with a rank correlation</w:t>
-      </w:r>
-      <w:r>
-        <w:t xml:space="preserve"> </w:t>
-      </w:r>
-      <w:r>
-        <w:t xml:space="preserve">of 0.969 against the full data. This is the mean over five repeats; 92% of catalysts had at least one</w:t>
-      </w:r>
-      <w:r>
-        <w:t xml:space="preserve"> </w:t>
-      </w:r>
-      <w:r>
-        <w:t xml:space="preserve">of the 10 measured.</w:t>
-      </w:r>
-    </w:p>
-    <w:p>
-      <w:pPr>
-        <w:pStyle w:val="Compact"/>
-        <w:numPr>
-          <w:ilvl w:val="0"/>
-          <w:numId w:val="1006"/>
-        </w:numPr>
-      </w:pPr>
-      <w:r>
-        <w:t xml:space="preserve">Ten random conditions reach at most 0.925 (97.5th percentile).</w:t>
-      </w:r>
-    </w:p>
-    <w:p>
-      <w:pPr>
-        <w:pStyle w:val="Compact"/>
-        <w:numPr>
-          <w:ilvl w:val="0"/>
-          <w:numId w:val="1006"/>
-        </w:numPr>
-      </w:pPr>
-      <w:r>
-        <w:t xml:space="preserve">This estimate is optimistic. The full-data best yield comes from the same runs.</w:t>
-      </w:r>
-    </w:p>
-    <w:p>
-      <w:pPr>
-        <w:pStyle w:val="Compact"/>
-        <w:numPr>
-          <w:ilvl w:val="0"/>
-          <w:numId w:val="1006"/>
-        </w:numPr>
-      </w:pPr>
-      <w:r>
-        <w:t xml:space="preserve">A ranking model trained on 10-condition labels shows no detectable loss (−0.009, 95% CI −0.018 to</w:t>
-      </w:r>
-      <w:r>
-        <w:t xml:space="preserve"> </w:t>
-      </w:r>
-      <w:r>
-        <w:t xml:space="preserve">+0.001).</w:t>
-      </w:r>
-    </w:p>
-    <w:p>
-      <w:pPr>
-        <w:pStyle w:val="FirstParagraph"/>
+          <w:numId w:val="1007"/>
+        </w:numPr>
       </w:pPr>
       <w:r>
         <w:rPr>
           <w:b/>
           <w:bCs/>
         </w:rPr>
+        <w:t xml:space="preserve">What was chosen.</w:t>
+      </w:r>
+      <w:r>
+        <w:t xml:space="preserve"> </w:t>
+      </w:r>
+      <w:r>
+        <w:t xml:space="preserve">All 10 have CH₄:O₂ = 2, and most have total flow 20. The set varies slightly</w:t>
+      </w:r>
+      <w:r>
+        <w:t xml:space="preserve"> </w:t>
+      </w:r>
+      <w:r>
+        <w:t xml:space="preserve">between splits: 7 conditions were chosen in all 25 splits.</w:t>
+      </w:r>
+    </w:p>
+    <w:p>
+      <w:pPr>
+        <w:pStyle w:val="Compact"/>
+        <w:numPr>
+          <w:ilvl w:val="0"/>
+          <w:numId w:val="1007"/>
+        </w:numPr>
+      </w:pPr>
+      <w:r>
+        <w:rPr>
+          <w:b/>
+          <w:bCs/>
+        </w:rPr>
+        <w:t xml:space="preserve">Result.</w:t>
+      </w:r>
+      <w:r>
+        <w:t xml:space="preserve"> </w:t>
+      </w:r>
+      <w:r>
+        <w:t xml:space="preserve">On held-out catalysts, the best yield over these 10 conditions ranks catalysts with a rank</w:t>
+      </w:r>
+      <w:r>
+        <w:t xml:space="preserve"> </w:t>
+      </w:r>
+      <w:r>
+        <w:t xml:space="preserve">correlation of 0.969 against the full data. This is the mean over five repeats; 92% of catalysts had</w:t>
+      </w:r>
+      <w:r>
+        <w:t xml:space="preserve"> </w:t>
+      </w:r>
+      <w:r>
+        <w:t xml:space="preserve">at least one of the 10 measured.</w:t>
+      </w:r>
+    </w:p>
+    <w:p>
+      <w:pPr>
+        <w:pStyle w:val="Compact"/>
+        <w:numPr>
+          <w:ilvl w:val="0"/>
+          <w:numId w:val="1007"/>
+        </w:numPr>
+      </w:pPr>
+      <w:r>
+        <w:rPr>
+          <w:b/>
+          <w:bCs/>
+        </w:rPr>
+        <w:t xml:space="preserve">Comparison.</w:t>
+      </w:r>
+      <w:r>
+        <w:t xml:space="preserve"> </w:t>
+      </w:r>
+      <w:r>
+        <w:t xml:space="preserve">Random sets of 10 conditions give 0.917 on average (97.5th percentile 0.925). A second</w:t>
+      </w:r>
+      <w:r>
+        <w:t xml:space="preserve"> </w:t>
+      </w:r>
+      <w:r>
+        <w:t xml:space="preserve">selection rule, which adds the conditions that most improve the ranking, gave 0.939.</w:t>
+      </w:r>
+    </w:p>
+    <w:p>
+      <w:pPr>
+        <w:pStyle w:val="Compact"/>
+        <w:numPr>
+          <w:ilvl w:val="0"/>
+          <w:numId w:val="1007"/>
+        </w:numPr>
+      </w:pPr>
+      <w:r>
+        <w:rPr>
+          <w:b/>
+          <w:bCs/>
+        </w:rPr>
+        <w:t xml:space="preserve">Caution.</w:t>
+      </w:r>
+      <w:r>
+        <w:t xml:space="preserve"> </w:t>
+      </w:r>
+      <w:r>
+        <w:t xml:space="preserve">The result is optimistic. 84.5% of catalysts have their best yield at CH₄:O₂ = 2, and the</w:t>
+      </w:r>
+      <w:r>
+        <w:t xml:space="preserve"> </w:t>
+      </w:r>
+      <w:r>
+        <w:t xml:space="preserve">full-data best yield comes from the same runs. A single fixed set is needed before any prospective test.</w:t>
+      </w:r>
+    </w:p>
+    <w:p>
+      <w:pPr>
+        <w:pStyle w:val="Compact"/>
+        <w:numPr>
+          <w:ilvl w:val="0"/>
+          <w:numId w:val="1007"/>
+        </w:numPr>
+      </w:pPr>
+      <w:r>
+        <w:rPr>
+          <w:b/>
+          <w:bCs/>
+        </w:rPr>
+        <w:t xml:space="preserve">Training on the reduced labels.</w:t>
+      </w:r>
+      <w:r>
+        <w:t xml:space="preserve"> </w:t>
+      </w:r>
+      <w:r>
+        <w:t xml:space="preserve">A composition model trained on the best yield over the second rule’s</w:t>
+      </w:r>
+      <w:r>
+        <w:t xml:space="preserve"> </w:t>
+      </w:r>
+      <w:r>
+        <w:t xml:space="preserve">10 conditions ranked 0.009 lower (95% CI −0.018 to +0.001). A small loss is possible.</w:t>
+      </w:r>
+    </w:p>
+    <w:p>
+      <w:pPr>
+        <w:pStyle w:val="FirstParagraph"/>
+      </w:pPr>
+      <w:r>
+        <w:rPr>
+          <w:b/>
+          <w:bCs/>
+        </w:rPr>
         <w:t xml:space="preserve">Per-catalyst response models.</w:t>
       </w:r>
       <w:r>
         <w:t xml:space="preserve"> </w:t>
       </w:r>
       <w:r>
-        <w:t xml:space="preserve">A model that predicts each catalyst’s response to the conditions</w:t>
-      </w:r>
-      <w:r>
-        <w:t xml:space="preserve"> </w:t>
-      </w:r>
-      <w:r>
-        <w:t xml:space="preserve">directly did not improve on the current model. The current model already captures most of the learnable</w:t>
-      </w:r>
-      <w:r>
-        <w:t xml:space="preserve"> </w:t>
-      </w:r>
-      <w:r>
-        <w:t xml:space="preserve">pattern, so we have stopped this line.</w:t>
+        <w:t xml:space="preserve">Two models of each catalyst’s response to the conditions were less</w:t>
+      </w:r>
+      <w:r>
+        <w:t xml:space="preserve"> </w:t>
+      </w:r>
+      <w:r>
+        <w:t xml:space="preserve">accurate than the model of §2, so we have stopped this work.</w:t>
       </w:r>
     </w:p>
     <w:bookmarkEnd w:id="12"/>
@@ -721,7 +921,7 @@
         <w:pStyle w:val="FirstParagraph"/>
       </w:pPr>
       <w:r>
-        <w:t xml:space="preserve">We keep the per-temperature median, then the highest of these medians, as stated in v2.</w:t>
+        <w:t xml:space="preserve">We keep the per-temperature median, then the highest of these medians, as in v2.</w:t>
       </w:r>
     </w:p>
     <w:p>
@@ -729,7 +929,7 @@
         <w:pStyle w:val="Compact"/>
         <w:numPr>
           <w:ilvl w:val="0"/>
-          <w:numId w:val="1007"/>
+          <w:numId w:val="1008"/>
         </w:numPr>
       </w:pPr>
       <w:r>
@@ -737,25 +937,19 @@
           <w:b/>
           <w:bCs/>
         </w:rPr>
-        <w:t xml:space="preserve">Reason.</w:t>
-      </w:r>
-      <w:r>
-        <w:t xml:space="preserve"> </w:t>
-      </w:r>
-      <w:r>
-        <w:t xml:space="preserve">The label rests on many readings, not one. Removing each catalyst’s single highest reading</w:t>
-      </w:r>
-      <w:r>
-        <w:t xml:space="preserve"> </w:t>
-      </w:r>
-      <w:r>
-        <w:t xml:space="preserve">moves the median label by 0.01 yield points. It moves the maximum by 0.38 points. Both figures are</w:t>
-      </w:r>
-      <w:r>
-        <w:t xml:space="preserve"> </w:t>
-      </w:r>
-      <w:r>
-        <w:t xml:space="preserve">medians over catalysts.</w:t>
+        <w:t xml:space="preserve">Stability.</w:t>
+      </w:r>
+      <w:r>
+        <w:t xml:space="preserve"> </w:t>
+      </w:r>
+      <w:r>
+        <w:t xml:space="preserve">Removing each catalyst’s single highest reading moves the median label by 0.01 points.</w:t>
+      </w:r>
+      <w:r>
+        <w:t xml:space="preserve"> </w:t>
+      </w:r>
+      <w:r>
+        <w:t xml:space="preserve">It moves the maximum by 0.38 points. Both are medians over catalysts.</w:t>
       </w:r>
     </w:p>
     <w:p>
@@ -763,7 +957,7 @@
         <w:pStyle w:val="Compact"/>
         <w:numPr>
           <w:ilvl w:val="0"/>
-          <w:numId w:val="1007"/>
+          <w:numId w:val="1008"/>
         </w:numPr>
       </w:pPr>
       <w:r>
@@ -771,19 +965,25 @@
           <w:b/>
           <w:bCs/>
         </w:rPr>
-        <w:t xml:space="preserve">Ranking.</w:t>
-      </w:r>
-      <w:r>
-        <w:t xml:space="preserve"> </w:t>
-      </w:r>
-      <w:r>
-        <w:t xml:space="preserve">The median versus the maximum: +0.005 (95% CI −0.002 to +0.012), no detectable</w:t>
-      </w:r>
-      <w:r>
-        <w:t xml:space="preserve"> </w:t>
-      </w:r>
-      <w:r>
-        <w:t xml:space="preserve">difference. The upper quartile: +0.006 (95% CI +0.001 to +0.012).</w:t>
+        <w:t xml:space="preserve">New comparison.</w:t>
+      </w:r>
+      <w:r>
+        <w:t xml:space="preserve"> </w:t>
+      </w:r>
+      <w:r>
+        <w:t xml:space="preserve">The upper quartile ranks slightly better than the maximum (+0.006, 95% CI +0.001 to</w:t>
+      </w:r>
+      <w:r>
+        <w:t xml:space="preserve"> </w:t>
+      </w:r>
+      <w:r>
+        <w:t xml:space="preserve">+0.012), but not better than the median (+0.001, 95% CI −0.002 to +0.005). We therefore keep the</w:t>
+      </w:r>
+      <w:r>
+        <w:t xml:space="preserve"> </w:t>
+      </w:r>
+      <w:r>
+        <w:t xml:space="preserve">median.</w:t>
       </w:r>
     </w:p>
     <w:p>
@@ -791,7 +991,7 @@
         <w:pStyle w:val="Compact"/>
         <w:numPr>
           <w:ilvl w:val="0"/>
-          <w:numId w:val="1007"/>
+          <w:numId w:val="1008"/>
         </w:numPr>
       </w:pPr>
       <w:r>
@@ -799,19 +999,19 @@
           <w:b/>
           <w:bCs/>
         </w:rPr>
-        <w:t xml:space="preserve">One caution.</w:t>
-      </w:r>
-      <w:r>
-        <w:t xml:space="preserve"> </w:t>
-      </w:r>
-      <w:r>
-        <w:t xml:space="preserve">84.5% of catalysts reach their highest yield at CH₄:O₂ = 2, the lowest ratio tested.</w:t>
-      </w:r>
-      <w:r>
-        <w:t xml:space="preserve"> </w:t>
-      </w:r>
-      <w:r>
-        <w:t xml:space="preserve">For most catalysts the best yield therefore lies at the edge of the tested conditions.</w:t>
+        <w:t xml:space="preserve">Caution.</w:t>
+      </w:r>
+      <w:r>
+        <w:t xml:space="preserve"> </w:t>
+      </w:r>
+      <w:r>
+        <w:t xml:space="preserve">84.5% of catalysts have their best yield at CH₄:O₂ = 2, the lowest ratio tested. The true</w:t>
+      </w:r>
+      <w:r>
+        <w:t xml:space="preserve"> </w:t>
+      </w:r>
+      <w:r>
+        <w:t xml:space="preserve">optimum for these catalysts may lie outside the tested range.</w:t>
       </w:r>
     </w:p>
     <w:bookmarkEnd w:id="13"/>
@@ -829,13 +1029,22 @@
         <w:pStyle w:val="FirstParagraph"/>
       </w:pPr>
       <w:r>
-        <w:t xml:space="preserve">In v2, a plain merge of laboratory and impregnation literature data ranked non-impregnation literature</w:t>
-      </w:r>
-      <w:r>
-        <w:t xml:space="preserve"> </w:t>
-      </w:r>
-      <w:r>
-        <w:t xml:space="preserve">better than our two-stage model (rank correlation 0.388 versus 0.318).</w:t>
+        <w:t xml:space="preserve">In v2, one model trained on laboratory and impregnation literature data together (a</w:t>
+      </w:r>
+      <w:r>
+        <w:t xml:space="preserve"> </w:t>
+      </w:r>
+      <w:r>
+        <w:t xml:space="preserve">“merge”</w:t>
+      </w:r>
+      <w:r>
+        <w:t xml:space="preserve">) ranked</w:t>
+      </w:r>
+      <w:r>
+        <w:t xml:space="preserve"> </w:t>
+      </w:r>
+      <w:r>
+        <w:t xml:space="preserve">non-impregnation literature better than our two-stage model: rank correlation 0.388 versus 0.318.</w:t>
       </w:r>
     </w:p>
     <w:p>
@@ -843,7 +1052,7 @@
         <w:pStyle w:val="Compact"/>
         <w:numPr>
           <w:ilvl w:val="0"/>
-          <w:numId w:val="1008"/>
+          <w:numId w:val="1009"/>
         </w:numPr>
       </w:pPr>
       <w:r>
@@ -851,25 +1060,55 @@
           <w:b/>
           <w:bCs/>
         </w:rPr>
-        <w:t xml:space="preserve">Two-stage designs.</w:t>
-      </w:r>
-      <w:r>
-        <w:t xml:space="preserve"> </w:t>
-      </w:r>
-      <w:r>
-        <w:t xml:space="preserve">We tested three further designs, including one in which every stage-1 prediction</w:t>
-      </w:r>
-      <w:r>
-        <w:t xml:space="preserve"> </w:t>
-      </w:r>
-      <w:r>
-        <w:t xml:space="preserve">comes from a model that did not see that row. None ranked better than the plain merge. Two ranked</w:t>
-      </w:r>
-      <w:r>
-        <w:t xml:space="preserve"> </w:t>
-      </w:r>
-      <w:r>
-        <w:t xml:space="preserve">lower, and one showed no detectable difference.</w:t>
+        <w:t xml:space="preserve">Two-stage variants.</w:t>
+      </w:r>
+    </w:p>
+    <w:p>
+      <w:pPr>
+        <w:pStyle w:val="Compact"/>
+        <w:numPr>
+          <w:ilvl w:val="1"/>
+          <w:numId w:val="1010"/>
+        </w:numPr>
+      </w:pPr>
+      <w:r>
+        <w:t xml:space="preserve">We tested three further variants. In one, every stage-1 prediction comes from a model that did not</w:t>
+      </w:r>
+      <w:r>
+        <w:t xml:space="preserve"> </w:t>
+      </w:r>
+      <w:r>
+        <w:t xml:space="preserve">see that row.</w:t>
+      </w:r>
+    </w:p>
+    <w:p>
+      <w:pPr>
+        <w:pStyle w:val="Compact"/>
+        <w:numPr>
+          <w:ilvl w:val="1"/>
+          <w:numId w:val="1010"/>
+        </w:numPr>
+      </w:pPr>
+      <w:r>
+        <w:t xml:space="preserve">None of these is the original two-stage model: none uses the DRST filter, and stage 1 sees</w:t>
+      </w:r>
+      <w:r>
+        <w:t xml:space="preserve"> </w:t>
+      </w:r>
+      <w:r>
+        <w:t xml:space="preserve">literature data only.</w:t>
+      </w:r>
+    </w:p>
+    <w:p>
+      <w:pPr>
+        <w:pStyle w:val="Compact"/>
+        <w:numPr>
+          <w:ilvl w:val="1"/>
+          <w:numId w:val="1010"/>
+        </w:numPr>
+      </w:pPr>
+      <w:r>
+        <w:t xml:space="preserve">None ranked better than the merge. Two ranked lower, and one showed no detectable difference.</w:t>
       </w:r>
     </w:p>
     <w:p>
@@ -877,7 +1116,7 @@
         <w:pStyle w:val="Compact"/>
         <w:numPr>
           <w:ilvl w:val="0"/>
-          <w:numId w:val="1008"/>
+          <w:numId w:val="1009"/>
         </w:numPr>
       </w:pPr>
       <w:r>
@@ -885,31 +1124,55 @@
           <w:b/>
           <w:bCs/>
         </w:rPr>
-        <w:t xml:space="preserve">Label-shift correction.</w:t>
-      </w:r>
-      <w:r>
-        <w:t xml:space="preserve"> </w:t>
-      </w:r>
-      <w:r>
-        <w:t xml:space="preserve">One element of our two-stage method does help. Before merging, the literature</w:t>
-      </w:r>
-      <w:r>
-        <w:t xml:space="preserve"> </w:t>
-      </w:r>
-      <w:r>
-        <w:t xml:space="preserve">yields are rescaled onto the laboratory yield distribution (quantile normalisation). Rank correlation</w:t>
-      </w:r>
-      <w:r>
-        <w:t xml:space="preserve"> </w:t>
-      </w:r>
-      <w:r>
-        <w:t xml:space="preserve">rises from 0.388 to 0.422. The difference is +0.034 (95% CI +0.018 to +0.050), and it holds in all</w:t>
-      </w:r>
-      <w:r>
-        <w:t xml:space="preserve"> </w:t>
-      </w:r>
-      <w:r>
-        <w:t xml:space="preserve">five repeats and under the median label.</w:t>
+        <w:t xml:space="preserve">Rescaling.</w:t>
+      </w:r>
+    </w:p>
+    <w:p>
+      <w:pPr>
+        <w:pStyle w:val="Compact"/>
+        <w:numPr>
+          <w:ilvl w:val="1"/>
+          <w:numId w:val="1011"/>
+        </w:numPr>
+      </w:pPr>
+      <w:r>
+        <w:t xml:space="preserve">One element of our two-stage method helps on its own: rescaling the literature yields onto the</w:t>
+      </w:r>
+      <w:r>
+        <w:t xml:space="preserve"> </w:t>
+      </w:r>
+      <w:r>
+        <w:t xml:space="preserve">laboratory yield distribution (quantile normalisation) before merging.</w:t>
+      </w:r>
+    </w:p>
+    <w:p>
+      <w:pPr>
+        <w:pStyle w:val="Compact"/>
+        <w:numPr>
+          <w:ilvl w:val="1"/>
+          <w:numId w:val="1011"/>
+        </w:numPr>
+      </w:pPr>
+      <w:r>
+        <w:t xml:space="preserve">Rank correlation rises from 0.388 to 0.422. The difference is +0.034 (95% CI +0.018 to +0.050).</w:t>
+      </w:r>
+      <w:r>
+        <w:t xml:space="preserve"> </w:t>
+      </w:r>
+      <w:r>
+        <w:t xml:space="preserve">It holds in all five repeats and under the median label.</w:t>
+      </w:r>
+    </w:p>
+    <w:p>
+      <w:pPr>
+        <w:pStyle w:val="Compact"/>
+        <w:numPr>
+          <w:ilvl w:val="1"/>
+          <w:numId w:val="1011"/>
+        </w:numPr>
+      </w:pPr>
+      <w:r>
+        <w:t xml:space="preserve">Enrichment of top performers shows no detectable change.</w:t>
       </w:r>
     </w:p>
     <w:p>
@@ -917,7 +1180,7 @@
         <w:pStyle w:val="Compact"/>
         <w:numPr>
           <w:ilvl w:val="0"/>
-          <w:numId w:val="1008"/>
+          <w:numId w:val="1009"/>
         </w:numPr>
       </w:pPr>
       <w:r>
@@ -925,13 +1188,19 @@
           <w:b/>
           <w:bCs/>
         </w:rPr>
-        <w:t xml:space="preserve">Enrichment</w:t>
-      </w:r>
-      <w:r>
-        <w:t xml:space="preserve"> </w:t>
-      </w:r>
-      <w:r>
-        <w:t xml:space="preserve">of top performers shows no detectable change.</w:t>
+        <w:t xml:space="preserve">Why this differs from v2.</w:t>
+      </w:r>
+      <w:r>
+        <w:t xml:space="preserve"> </w:t>
+      </w:r>
+      <w:r>
+        <w:t xml:space="preserve">In v2 (§1), the same rescaling made no measurable difference for</w:t>
+      </w:r>
+      <w:r>
+        <w:t xml:space="preserve"> </w:t>
+      </w:r>
+      <w:r>
+        <w:t xml:space="preserve">laboratory catalysts. It helps here, where the literature yields differ in scale from the laboratory yields.</w:t>
       </w:r>
     </w:p>
     <w:p>
@@ -939,7 +1208,7 @@
         <w:pStyle w:val="Compact"/>
         <w:numPr>
           <w:ilvl w:val="0"/>
-          <w:numId w:val="1008"/>
+          <w:numId w:val="1009"/>
         </w:numPr>
       </w:pPr>
       <w:r>
@@ -961,7 +1230,7 @@
         <w:pStyle w:val="Compact"/>
         <w:numPr>
           <w:ilvl w:val="0"/>
-          <w:numId w:val="1008"/>
+          <w:numId w:val="1009"/>
         </w:numPr>
       </w:pPr>
       <w:r>
@@ -997,7 +1266,7 @@
           <w:b/>
           <w:bCs/>
         </w:rPr>
-        <w:t xml:space="preserve">Catalysts with a second set of runs.</w:t>
+        <w:t xml:space="preserve">Catalysts with two sets of runs.</w:t>
       </w:r>
       <w:r>
         <w:t xml:space="preserve"> </w:t>
@@ -1009,25 +1278,31 @@
         <w:t xml:space="preserve"> </w:t>
       </w:r>
       <w:r>
-        <w:t xml:space="preserve">- At a given temperature, one set is higher at every condition, by a median factor of 2.3. Both sets</w:t>
-      </w:r>
-      <w:r>
-        <w:t xml:space="preserve"> </w:t>
-      </w:r>
-      <w:r>
-        <w:t xml:space="preserve">follow the same pattern across conditions.</w:t>
-      </w:r>
-      <w:r>
-        <w:t xml:space="preserve"> </w:t>
-      </w:r>
-      <w:r>
-        <w:t xml:space="preserve">- 10 of the 92 top-decile catalysts are among these 28; chance would give 2.8. If the paired readings</w:t>
-      </w:r>
-      <w:r>
-        <w:t xml:space="preserve"> </w:t>
-      </w:r>
-      <w:r>
-        <w:t xml:space="preserve">are averaged, 4 remain.</w:t>
+        <w:t xml:space="preserve">- The two readings of a condition differ by a median factor of 2.3.</w:t>
+      </w:r>
+      <w:r>
+        <w:t xml:space="preserve"> </w:t>
+      </w:r>
+      <w:r>
+        <w:t xml:space="preserve">- The higher readings form a smooth pattern across conditions, and so do the lower readings. A random</w:t>
+      </w:r>
+      <w:r>
+        <w:t xml:space="preserve"> </w:t>
+      </w:r>
+      <w:r>
+        <w:t xml:space="preserve">mix of the two does not. This suggests two runs at different yield levels.</w:t>
+      </w:r>
+      <w:r>
+        <w:t xml:space="preserve"> </w:t>
+      </w:r>
+      <w:r>
+        <w:t xml:space="preserve">- 10 of the 92 catalysts in the top 10% by best yield are among these 28; chance would give 2.8. If the</w:t>
+      </w:r>
+      <w:r>
+        <w:t xml:space="preserve"> </w:t>
+      </w:r>
+      <w:r>
+        <w:t xml:space="preserve">two readings are averaged, 4 remain.</w:t>
       </w:r>
     </w:p>
     <w:p>
@@ -1045,25 +1320,37 @@
         <w:t xml:space="preserve"> </w:t>
       </w:r>
       <w:r>
-        <w:t xml:space="preserve">- Exclusions are more frequent for weaker catalysts. The rank correlation between a catalyst’s number</w:t>
-      </w:r>
-      <w:r>
-        <w:t xml:space="preserve"> </w:t>
-      </w:r>
-      <w:r>
-        <w:t xml:space="preserve">of missing conditions (out of 135) and its best yield is −0.29.</w:t>
-      </w:r>
-      <w:r>
-        <w:t xml:space="preserve"> </w:t>
-      </w:r>
-      <w:r>
-        <w:t xml:space="preserve">- Within a catalyst, the excluded conditions do not appear to be its low-yield ones. The difference fell</w:t>
-      </w:r>
-      <w:r>
-        <w:t xml:space="preserve"> </w:t>
-      </w:r>
-      <w:r>
-        <w:t xml:space="preserve">below our pre-set threshold for all three CH₄:O₂ ratios.</w:t>
+        <w:t xml:space="preserve">- The rank correlation between a catalyst’s number of missing conditions (out of 135) and its best yield</w:t>
+      </w:r>
+      <w:r>
+        <w:t xml:space="preserve"> </w:t>
+      </w:r>
+      <w:r>
+        <w:t xml:space="preserve">is −0.29. Exclusions are therefore more frequent for weaker catalysts.</w:t>
+      </w:r>
+      <w:r>
+        <w:t xml:space="preserve"> </w:t>
+      </w:r>
+      <w:r>
+        <w:t xml:space="preserve">- Within a catalyst, excluded conditions rank slightly lower than measured ones, by 2–3 percentile</w:t>
+      </w:r>
+      <w:r>
+        <w:t xml:space="preserve"> </w:t>
+      </w:r>
+      <w:r>
+        <w:t xml:space="preserve">points. The difference is detectable, but it is below the 5-point threshold we set in advance.</w:t>
+      </w:r>
+      <w:r>
+        <w:t xml:space="preserve"> </w:t>
+      </w:r>
+      <w:r>
+        <w:t xml:space="preserve">- Only 46% of excluded conditions could be tested this way, because the test needs the same condition</w:t>
+      </w:r>
+      <w:r>
+        <w:t xml:space="preserve"> </w:t>
+      </w:r>
+      <w:r>
+        <w:t xml:space="preserve">measured at a neighbouring temperature.</w:t>
       </w:r>
     </w:p>
     <w:bookmarkEnd w:id="15"/>
@@ -1089,7 +1376,7 @@
         <w:pStyle w:val="Compact"/>
         <w:numPr>
           <w:ilvl w:val="0"/>
-          <w:numId w:val="1009"/>
+          <w:numId w:val="1012"/>
         </w:numPr>
       </w:pPr>
       <w:r>
@@ -1103,7 +1390,7 @@
         <w:t xml:space="preserve"> </w:t>
       </w:r>
       <w:r>
-        <w:t xml:space="preserve">About 6 of the 92 top-decile places depend on how the two sets are treated.</w:t>
+        <w:t xml:space="preserve">About 6 of the 92 top-10% places depend on how the two sets are treated.</w:t>
       </w:r>
     </w:p>
     <w:p>
@@ -1111,7 +1398,7 @@
         <w:pStyle w:val="Compact"/>
         <w:numPr>
           <w:ilvl w:val="0"/>
-          <w:numId w:val="1009"/>
+          <w:numId w:val="1012"/>
         </w:numPr>
       </w:pPr>
       <w:r>
@@ -1121,23 +1408,41 @@
         </w:rPr>
         <w:t xml:space="preserve">Are the records excluded for poor mass balance still available?</w:t>
       </w:r>
-      <w:r>
-        <w:t xml:space="preserve"> </w:t>
-      </w:r>
-      <w:r>
-        <w:t xml:space="preserve">They decide whether each</w:t>
-      </w:r>
-      <w:r>
-        <w:t xml:space="preserve"> </w:t>
-      </w:r>
-      <w:r>
-        <w:t xml:space="preserve">catalyst’s best observed yield is complete. They also decide how a shorter protocol should treat a</w:t>
-      </w:r>
-      <w:r>
-        <w:t xml:space="preserve"> </w:t>
-      </w:r>
-      <w:r>
-        <w:t xml:space="preserve">failed run.</w:t>
+    </w:p>
+    <w:p>
+      <w:pPr>
+        <w:pStyle w:val="Compact"/>
+        <w:numPr>
+          <w:ilvl w:val="1"/>
+          <w:numId w:val="1013"/>
+        </w:numPr>
+      </w:pPr>
+      <w:r>
+        <w:t xml:space="preserve">Our indirect test reached only 46% of them.</w:t>
+      </w:r>
+    </w:p>
+    <w:p>
+      <w:pPr>
+        <w:pStyle w:val="Compact"/>
+        <w:numPr>
+          <w:ilvl w:val="1"/>
+          <w:numId w:val="1013"/>
+        </w:numPr>
+      </w:pPr>
+      <w:r>
+        <w:t xml:space="preserve">They would show whether each catalyst’s best observed yield is complete.</w:t>
+      </w:r>
+    </w:p>
+    <w:p>
+      <w:pPr>
+        <w:pStyle w:val="Compact"/>
+        <w:numPr>
+          <w:ilvl w:val="1"/>
+          <w:numId w:val="1013"/>
+        </w:numPr>
+      </w:pPr>
+      <w:r>
+        <w:t xml:space="preserve">They would also show how a shorter protocol should treat a failed run.</w:t>
       </w:r>
     </w:p>
     <w:p>
@@ -1155,25 +1460,37 @@
         <w:t xml:space="preserve"> </w:t>
       </w:r>
       <w:r>
-        <w:t xml:space="preserve">- Build on the label-shift correction (§6). We will add the remaining elements of the two-stage method</w:t>
-      </w:r>
-      <w:r>
-        <w:t xml:space="preserve"> </w:t>
-      </w:r>
-      <w:r>
-        <w:t xml:space="preserve">one at a time and test each.</w:t>
-      </w:r>
-      <w:r>
-        <w:t xml:space="preserve"> </w:t>
-      </w:r>
-      <w:r>
-        <w:t xml:space="preserve">- Prepare the 10-condition set (§4) for prospective testing, if useful to your group.</w:t>
-      </w:r>
-      <w:r>
-        <w:t xml:space="preserve"> </w:t>
-      </w:r>
-      <w:r>
-        <w:t xml:space="preserve">- Continue refining accuracy for individual measurements and condition choice.</w:t>
+        <w:t xml:space="preserve">- Build on the rescaling result (§6).</w:t>
+      </w:r>
+      <w:r>
+        <w:t xml:space="preserve"> </w:t>
+      </w:r>
+      <w:r>
+        <w:t xml:space="preserve">- We will add the DRST filter and an out-of-fold stage-1 feature, one at a time, with the rule for</w:t>
+      </w:r>
+      <w:r>
+        <w:t xml:space="preserve"> </w:t>
+      </w:r>
+      <w:r>
+        <w:t xml:space="preserve">success fixed in advance.</w:t>
+      </w:r>
+      <w:r>
+        <w:t xml:space="preserve"> </w:t>
+      </w:r>
+      <w:r>
+        <w:t xml:space="preserve">- Stage 1 will not be trained on laboratory rows, the source of the leakage reported in v2.</w:t>
+      </w:r>
+      <w:r>
+        <w:t xml:space="preserve"> </w:t>
+      </w:r>
+      <w:r>
+        <w:t xml:space="preserve">- Fix a single 10-condition set (§4) and test how it ranks catalysts not used to choose it, before any</w:t>
+      </w:r>
+      <w:r>
+        <w:t xml:space="preserve"> </w:t>
+      </w:r>
+      <w:r>
+        <w:t xml:space="preserve">prospective use.</w:t>
       </w:r>
     </w:p>
     <w:bookmarkEnd w:id="16"/>
@@ -1504,6 +1821,15 @@
     <w:abstractNumId w:val="991"/>
   </w:num>
   <w:num w:numId="1009">
+    <w:abstractNumId w:val="991"/>
+  </w:num>
+  <w:num w:numId="1010">
+    <w:abstractNumId w:val="991"/>
+  </w:num>
+  <w:num w:numId="1011">
+    <w:abstractNumId w:val="991"/>
+  </w:num>
+  <w:num w:numId="1012">
     <w:abstractNumId w:val="99411"/>
     <w:lvlOverride w:ilvl="0">
       <w:startOverride w:val="1"/>
@@ -1532,6 +1858,9 @@
     <w:lvlOverride w:ilvl="8">
       <w:startOverride w:val="1"/>
     </w:lvlOverride>
+  </w:num>
+  <w:num w:numId="1013">
+    <w:abstractNumId w:val="991"/>
   </w:num>
 </w:numbering>
 </file>
